--- a/브라질 변호사/2부/2부_12화_모에마의_재판.docx
+++ b/브라질 변호사/2부/2부_12화_모에마의_재판.docx
@@ -36,7 +36,7 @@
           <w:i w:val="0"/>
           <w:sz w:val="22"/>
         </w:rPr>
-        <w:t>하파엘 ‘하파’ 멘지스(노바 카라자이 공설변호인, 모에마의 변호인) / 모에마 타피라이(아루아칸 지도자, 피고인) / 카우에(모에마의 조카, 숲 지킴이) / 도나 이자우라(아루아칸 노부인, 변호 측 증인) / 루시아 폰치스(«Folha do Tapirá» 기자) / 비아(베아트리스 리스보아, 인턴 법대생, 12월 졸업 예정) / 에드바우두 핀투(지부 선임 공설변호인) / 도나 그라사 소우자(빌라 히반세이라 세탁부, 헤지 클라레이라) / 헬레나 아우바누 판사(노바 카라자이 2형사부, 본안 담당) / 바그네르 레이치 검사 / 모라이스 경감(연방도로경찰 현장 책임자, 검찰 측 증인) / 도나 데우자(법원 앞 타카카 노점 주인, 신규) / 니바우두 멘지스(아버지) / 아나 멘지스(어머니) / 여성 교도관 도나 클레이지</w:t>
+        <w:t>하파엘 ‘하파’ 멘지스(노바 카라자이 공설변호인, 모에마의 변호인) / 모에마 타피라이(아루아칸 지도자, 피고인) / 카우에(모에마의 조카, 숲 지킴이) / 도나 이자우라(아루아칸 노부인, 변호 측 증인) / 루시아 폰치스(«Folha do Tapirá» 기자) / 비아(베아트리스 리스보아, 인턴 법대생, 12월 졸업 예정) / 에드바우두 핀투(지부 선임 공설변호인) / 도나 그라사 소우자(빌라 히반세이라 세탁부, 헤지 클라레이라) / 헬레나 아우바누 판사(노바 카라자이 2형사부, 본안 담당) / 바그네르 레이치 검사 / 마세두 경감(연방도로경찰 현장 책임자, 검찰 측 증인) / 도나 데우자(법원 앞 타카카 노점 주인, 신규) / 니바우두 멘지스(아버지) / 아나 멘지스(어머니) / 여성 교도관 도나 마를레니</w:t>
       </w:r>
     </w:p>
     <w:p>
@@ -93,7 +93,7 @@
           <w:color w:val="555555"/>
           <w:sz w:val="22"/>
         </w:rPr>
-        <w:t>(Unidade feminina do presídio regional. Terça-feira, cinco e meia da manhã, ainda escuro. Um pátio de cimento, luz amarela. Moema, de uniforme laranja, cabelo trançado com cuidado, espera a escolta. Rafa do outro lado da grade da portaria, com uma garrafa térmica. Dona Cleide, a agente, fuma perto do portão.)</w:t>
+        <w:t>(Unidade feminina do presídio regional. Terça-feira, cinco e meia da manhã, ainda escuro. Um pátio de cimento, luz amarela. Moema, de uniforme laranja, cabelo trançado com cuidado, espera a escolta. Rafa do outro lado da grade da portaria, com uma garrafa térmica. Dona Marlene, a agente, fuma perto do portão.)</w:t>
       </w:r>
     </w:p>
     <w:p>
@@ -107,7 +107,7 @@
           <w:i w:val="0"/>
           <w:sz w:val="22"/>
         </w:rPr>
-        <w:t xml:space="preserve">Cleide: </w:t>
+        <w:t xml:space="preserve">Marlene: </w:t>
       </w:r>
       <w:r>
         <w:rPr>
@@ -139,7 +139,7 @@
           <w:i w:val="0"/>
           <w:sz w:val="22"/>
         </w:rPr>
-        <w:t xml:space="preserve">Obrigado, dona Cleide. </w:t>
+        <w:t xml:space="preserve">Obrigado, dona Marlene. </w:t>
       </w:r>
       <w:r>
         <w:rPr>
@@ -195,7 +195,7 @@
           <w:i w:val="0"/>
           <w:sz w:val="22"/>
         </w:rPr>
-        <w:t xml:space="preserve">Cleide: </w:t>
+        <w:t xml:space="preserve">Marlene: </w:t>
       </w:r>
       <w:r>
         <w:rPr>
@@ -573,7 +573,7 @@
           <w:i w:val="0"/>
           <w:sz w:val="22"/>
         </w:rPr>
-        <w:t xml:space="preserve">Cleide: </w:t>
+        <w:t xml:space="preserve">Marlene: </w:t>
       </w:r>
       <w:r>
         <w:rPr>
@@ -1080,7 +1080,7 @@
           <w:color w:val="555555"/>
           <w:sz w:val="22"/>
         </w:rPr>
-        <w:t>(Mesma sala, dez e meia. No banco das testemunhas, o inspetor Moraes, da Polícia Rodoviária Federal, de farda, seguro de si. Depois do promotor, a palavra passa à defesa.)</w:t>
+        <w:t>(Mesma sala, dez e meia. No banco das testemunhas, o inspetor Macedo, da Polícia Rodoviária Federal, de farda, seguro de si. Depois do promotor, a palavra passa à defesa.)</w:t>
       </w:r>
     </w:p>
     <w:p>
@@ -1117,7 +1117,7 @@
           <w:i w:val="0"/>
           <w:sz w:val="22"/>
         </w:rPr>
-        <w:t xml:space="preserve">Moraes: </w:t>
+        <w:t xml:space="preserve">Macedo: </w:t>
       </w:r>
       <w:r>
         <w:rPr>
@@ -1163,7 +1163,7 @@
           <w:i w:val="0"/>
           <w:sz w:val="22"/>
         </w:rPr>
-        <w:t xml:space="preserve">Moraes: </w:t>
+        <w:t xml:space="preserve">Macedo: </w:t>
       </w:r>
       <w:r>
         <w:rPr>
@@ -1209,7 +1209,7 @@
           <w:i w:val="0"/>
           <w:sz w:val="22"/>
         </w:rPr>
-        <w:t xml:space="preserve">Moraes: </w:t>
+        <w:t xml:space="preserve">Macedo: </w:t>
       </w:r>
       <w:r>
         <w:rPr>
@@ -1265,7 +1265,7 @@
           <w:i w:val="0"/>
           <w:sz w:val="22"/>
         </w:rPr>
-        <w:t xml:space="preserve">Moraes: </w:t>
+        <w:t xml:space="preserve">Macedo: </w:t>
       </w:r>
       <w:r>
         <w:rPr>
@@ -1311,7 +1311,7 @@
           <w:i w:val="0"/>
           <w:sz w:val="22"/>
         </w:rPr>
-        <w:t xml:space="preserve">Moraes: </w:t>
+        <w:t xml:space="preserve">Macedo: </w:t>
       </w:r>
       <w:r>
         <w:rPr>
@@ -1376,7 +1376,7 @@
           <w:i w:val="0"/>
           <w:sz w:val="22"/>
         </w:rPr>
-        <w:t xml:space="preserve">Moraes: </w:t>
+        <w:t xml:space="preserve">Macedo: </w:t>
       </w:r>
       <w:r>
         <w:rPr>
@@ -1422,7 +1422,7 @@
           <w:i w:val="0"/>
           <w:sz w:val="22"/>
         </w:rPr>
-        <w:t xml:space="preserve">Moraes: </w:t>
+        <w:t xml:space="preserve">Macedo: </w:t>
       </w:r>
       <w:r>
         <w:rPr>
@@ -1487,7 +1487,7 @@
           <w:i w:val="0"/>
           <w:sz w:val="22"/>
         </w:rPr>
-        <w:t xml:space="preserve">Moraes: </w:t>
+        <w:t xml:space="preserve">Macedo: </w:t>
       </w:r>
       <w:r>
         <w:rPr>
@@ -1602,7 +1602,7 @@
           <w:i w:val="0"/>
           <w:sz w:val="22"/>
         </w:rPr>
-        <w:t xml:space="preserve">Moraes: </w:t>
+        <w:t xml:space="preserve">Macedo: </w:t>
       </w:r>
       <w:r>
         <w:rPr>
@@ -1648,7 +1648,7 @@
           <w:i w:val="0"/>
           <w:sz w:val="22"/>
         </w:rPr>
-        <w:t xml:space="preserve">Moraes: </w:t>
+        <w:t xml:space="preserve">Macedo: </w:t>
       </w:r>
       <w:r>
         <w:rPr>
@@ -1704,7 +1704,7 @@
           <w:i w:val="0"/>
           <w:sz w:val="22"/>
         </w:rPr>
-        <w:t xml:space="preserve">Moraes: </w:t>
+        <w:t xml:space="preserve">Macedo: </w:t>
       </w:r>
       <w:r>
         <w:rPr>
@@ -1770,7 +1770,7 @@
           <w:i w:val="0"/>
           <w:sz w:val="22"/>
         </w:rPr>
-        <w:t xml:space="preserve">Moraes: </w:t>
+        <w:t xml:space="preserve">Macedo: </w:t>
       </w:r>
       <w:r>
         <w:rPr>
@@ -5158,7 +5158,7 @@
           <w:color w:val="555555"/>
           <w:sz w:val="22"/>
         </w:rPr>
-        <w:t>(Unidade feminina, última sexta-feira de novembro, fim da tarde. Parlatório. Moema, mais magra mas ereta, com uma pilha de cartas amarradas com barbante sobre a mesa. Rafa diante dela. Dona Cleide na porta, de costas.)</w:t>
+        <w:t>(Unidade feminina, última sexta-feira de novembro, fim da tarde. Parlatório. Moema, mais magra mas ereta, com uma pilha de cartas amarradas com barbante sobre a mesa. Rafa diante dela. Dona Marlene na porta, de costas.)</w:t>
       </w:r>
     </w:p>
     <w:p>
@@ -5181,7 +5181,7 @@
           <w:i w:val="0"/>
           <w:sz w:val="22"/>
         </w:rPr>
-        <w:t>Chegaram duzentas e doze esta semana. A dona Cleide contou. Tem carta de criança de escola do Rio Grande do Sul. Tem uma em alemão, que ninguém aqui sabe ler.</w:t>
+        <w:t>Chegaram duzentas e doze esta semana. A dona Marlene contou. Tem carta de criança de escola do Rio Grande do Sul. Tem uma em alemão, que ninguém aqui sabe ler.</w:t>
       </w:r>
     </w:p>
     <w:p>
